--- a/06_可直接打开的Word版/02_选择题题库__选择题按章节__01_绪论.docx
+++ b/06_可直接打开的Word版/02_选择题题库__选择题按章节__01_绪论.docx
@@ -3,11 +3,11 @@
 <w:document xmlns:wpc="http://schemas.microsoft.com/office/word/2010/wordprocessingCanvas" xmlns:mo="http://schemas.microsoft.com/office/mac/office/2008/main" xmlns:mc="http://schemas.openxmlformats.org/markup-compatibility/2006" xmlns:mv="urn:schemas-microsoft-com:mac:vml" xmlns:o="urn:schemas-microsoft-com:office:office" xmlns:r="http://schemas.openxmlformats.org/officeDocument/2006/relationships" xmlns:m="http://schemas.openxmlformats.org/officeDocument/2006/math" xmlns:v="urn:schemas-microsoft-com:vml" xmlns:wp14="http://schemas.microsoft.com/office/word/2010/wordprocessingDrawing" xmlns:wp="http://schemas.openxmlformats.org/drawingml/2006/wordprocessingDrawing" xmlns:w10="urn:schemas-microsoft-com:office:word" xmlns:w="http://schemas.openxmlformats.org/wordprocessingml/2006/main" xmlns:w14="http://schemas.microsoft.com/office/word/2010/wordml" xmlns:wpg="http://schemas.microsoft.com/office/word/2010/wordprocessingGroup" xmlns:wpi="http://schemas.microsoft.com/office/word/2010/wordprocessingInk" xmlns:wne="http://schemas.microsoft.com/office/word/2006/wordml" xmlns:wps="http://schemas.microsoft.com/office/word/2010/wordprocessingShape" mc:Ignorable="w14 wp14">
   <w:body>
     <w:p>
-      <w:pPr>
-        <w:pStyle w:val="Heading1"/>
-      </w:pPr>
       <w:r>
-        <w:t>绪论</w:t>
+        <w:rPr>
+          <w:rFonts w:ascii="Microsoft YaHei" w:hAnsi="Microsoft YaHei" w:eastAsia="Microsoft YaHei"/>
+        </w:rPr>
+        <w:t>﻿# 绪论</w:t>
       </w:r>
     </w:p>
     <w:p/>
@@ -15,7 +15,6 @@
       <w:r>
         <w:rPr>
           <w:rFonts w:ascii="Microsoft YaHei" w:hAnsi="Microsoft YaHei" w:eastAsia="Microsoft YaHei"/>
-          <w:sz w:val="22"/>
         </w:rPr>
         <w:t>??: 10</w:t>
       </w:r>
@@ -25,7 +24,6 @@
       <w:r>
         <w:rPr>
           <w:rFonts w:ascii="Microsoft YaHei" w:hAnsi="Microsoft YaHei" w:eastAsia="Microsoft YaHei"/>
-          <w:sz w:val="22"/>
         </w:rPr>
         <w:t>1统计学中对总体的要求是</w:t>
       </w:r>
@@ -34,7 +32,6 @@
       <w:r>
         <w:rPr>
           <w:rFonts w:ascii="Microsoft YaHei" w:hAnsi="Microsoft YaHei" w:eastAsia="Microsoft YaHei"/>
-          <w:sz w:val="22"/>
         </w:rPr>
         <w:t>A、有限的</w:t>
       </w:r>
@@ -43,7 +40,6 @@
       <w:r>
         <w:rPr>
           <w:rFonts w:ascii="Microsoft YaHei" w:hAnsi="Microsoft YaHei" w:eastAsia="Microsoft YaHei"/>
-          <w:sz w:val="22"/>
         </w:rPr>
         <w:t>B、同质的</w:t>
       </w:r>
@@ -52,7 +48,6 @@
       <w:r>
         <w:rPr>
           <w:rFonts w:ascii="Microsoft YaHei" w:hAnsi="Microsoft YaHei" w:eastAsia="Microsoft YaHei"/>
-          <w:sz w:val="22"/>
         </w:rPr>
         <w:t>C、随机的</w:t>
       </w:r>
@@ -61,7 +56,6 @@
       <w:r>
         <w:rPr>
           <w:rFonts w:ascii="Microsoft YaHei" w:hAnsi="Microsoft YaHei" w:eastAsia="Microsoft YaHei"/>
-          <w:sz w:val="22"/>
         </w:rPr>
         <w:t>D、典型的</w:t>
       </w:r>
@@ -70,7 +64,6 @@
       <w:r>
         <w:rPr>
           <w:rFonts w:ascii="Microsoft YaHei" w:hAnsi="Microsoft YaHei" w:eastAsia="Microsoft YaHei"/>
-          <w:sz w:val="22"/>
         </w:rPr>
         <w:t>E、大量的</w:t>
       </w:r>
@@ -80,7 +73,6 @@
       <w:r>
         <w:rPr>
           <w:rFonts w:ascii="Microsoft YaHei" w:hAnsi="Microsoft YaHei" w:eastAsia="Microsoft YaHei"/>
-          <w:sz w:val="22"/>
         </w:rPr>
         <w:t>2统计中所说的同质是指</w:t>
       </w:r>
@@ -89,7 +81,6 @@
       <w:r>
         <w:rPr>
           <w:rFonts w:ascii="Microsoft YaHei" w:hAnsi="Microsoft YaHei" w:eastAsia="Microsoft YaHei"/>
-          <w:sz w:val="22"/>
         </w:rPr>
         <w:t>A、对研究指标有影响的因素相同或相近</w:t>
       </w:r>
@@ -98,7 +89,6 @@
       <w:r>
         <w:rPr>
           <w:rFonts w:ascii="Microsoft YaHei" w:hAnsi="Microsoft YaHei" w:eastAsia="Microsoft YaHei"/>
-          <w:sz w:val="22"/>
         </w:rPr>
         <w:t>B、对研究指标有影响的因素完全相同</w:t>
       </w:r>
@@ -107,7 +97,6 @@
       <w:r>
         <w:rPr>
           <w:rFonts w:ascii="Microsoft YaHei" w:hAnsi="Microsoft YaHei" w:eastAsia="Microsoft YaHei"/>
-          <w:sz w:val="22"/>
         </w:rPr>
         <w:t>C、研究对象之间个体差异很小</w:t>
       </w:r>
@@ -116,7 +105,6 @@
       <w:r>
         <w:rPr>
           <w:rFonts w:ascii="Microsoft YaHei" w:hAnsi="Microsoft YaHei" w:eastAsia="Microsoft YaHei"/>
-          <w:sz w:val="22"/>
         </w:rPr>
         <w:t>D、研究对象的测量指标变异很小</w:t>
       </w:r>
@@ -125,7 +113,6 @@
       <w:r>
         <w:rPr>
           <w:rFonts w:ascii="Microsoft YaHei" w:hAnsi="Microsoft YaHei" w:eastAsia="Microsoft YaHei"/>
-          <w:sz w:val="22"/>
         </w:rPr>
         <w:t>E、以上都不对</w:t>
       </w:r>
@@ -135,7 +122,6 @@
       <w:r>
         <w:rPr>
           <w:rFonts w:ascii="Microsoft YaHei" w:hAnsi="Microsoft YaHei" w:eastAsia="Microsoft YaHei"/>
-          <w:sz w:val="22"/>
         </w:rPr>
         <w:t>3从总体中随机抽取样本的目的是</w:t>
       </w:r>
@@ -144,7 +130,6 @@
       <w:r>
         <w:rPr>
           <w:rFonts w:ascii="Microsoft YaHei" w:hAnsi="Microsoft YaHei" w:eastAsia="Microsoft YaHei"/>
-          <w:sz w:val="22"/>
         </w:rPr>
         <w:t>A、研究样本统计量</w:t>
       </w:r>
@@ -153,7 +138,6 @@
       <w:r>
         <w:rPr>
           <w:rFonts w:ascii="Microsoft YaHei" w:hAnsi="Microsoft YaHei" w:eastAsia="Microsoft YaHei"/>
-          <w:sz w:val="22"/>
         </w:rPr>
         <w:t>B、研究总体参数</w:t>
       </w:r>
@@ -162,7 +146,6 @@
       <w:r>
         <w:rPr>
           <w:rFonts w:ascii="Microsoft YaHei" w:hAnsi="Microsoft YaHei" w:eastAsia="Microsoft YaHei"/>
-          <w:sz w:val="22"/>
         </w:rPr>
         <w:t>C、研究抽样误差</w:t>
       </w:r>
@@ -171,7 +154,6 @@
       <w:r>
         <w:rPr>
           <w:rFonts w:ascii="Microsoft YaHei" w:hAnsi="Microsoft YaHei" w:eastAsia="Microsoft YaHei"/>
-          <w:sz w:val="22"/>
         </w:rPr>
         <w:t>D、由样本统计量推断总体参数</w:t>
       </w:r>
@@ -180,7 +162,6 @@
       <w:r>
         <w:rPr>
           <w:rFonts w:ascii="Microsoft YaHei" w:hAnsi="Microsoft YaHei" w:eastAsia="Microsoft YaHei"/>
-          <w:sz w:val="22"/>
         </w:rPr>
         <w:t>E、计算样本统计指标</w:t>
       </w:r>
@@ -190,7 +171,6 @@
       <w:r>
         <w:rPr>
           <w:rFonts w:ascii="Microsoft YaHei" w:hAnsi="Microsoft YaHei" w:eastAsia="Microsoft YaHei"/>
-          <w:sz w:val="22"/>
         </w:rPr>
         <w:t>4抽样误差是指</w:t>
       </w:r>
@@ -199,7 +179,6 @@
       <w:r>
         <w:rPr>
           <w:rFonts w:ascii="Microsoft YaHei" w:hAnsi="Microsoft YaHei" w:eastAsia="Microsoft YaHei"/>
-          <w:sz w:val="22"/>
         </w:rPr>
         <w:t>A、个体指标值与参数值之差</w:t>
       </w:r>
@@ -208,7 +187,6 @@
       <w:r>
         <w:rPr>
           <w:rFonts w:ascii="Microsoft YaHei" w:hAnsi="Microsoft YaHei" w:eastAsia="Microsoft YaHei"/>
-          <w:sz w:val="22"/>
         </w:rPr>
         <w:t>B、个体指标值与样本统计量值之差</w:t>
       </w:r>
@@ -217,7 +195,6 @@
       <w:r>
         <w:rPr>
           <w:rFonts w:ascii="Microsoft YaHei" w:hAnsi="Microsoft YaHei" w:eastAsia="Microsoft YaHei"/>
-          <w:sz w:val="22"/>
         </w:rPr>
         <w:t>C、样本统计量值与总体参数之差</w:t>
       </w:r>
@@ -226,7 +203,6 @@
       <w:r>
         <w:rPr>
           <w:rFonts w:ascii="Microsoft YaHei" w:hAnsi="Microsoft YaHei" w:eastAsia="Microsoft YaHei"/>
-          <w:sz w:val="22"/>
         </w:rPr>
         <w:t>D、个体指标值与个体指标值之差</w:t>
       </w:r>
@@ -235,7 +211,6 @@
       <w:r>
         <w:rPr>
           <w:rFonts w:ascii="Microsoft YaHei" w:hAnsi="Microsoft YaHei" w:eastAsia="Microsoft YaHei"/>
-          <w:sz w:val="22"/>
         </w:rPr>
         <w:t>E、以上都对</w:t>
       </w:r>
@@ -245,7 +220,6 @@
       <w:r>
         <w:rPr>
           <w:rFonts w:ascii="Microsoft YaHei" w:hAnsi="Microsoft YaHei" w:eastAsia="Microsoft YaHei"/>
-          <w:sz w:val="22"/>
         </w:rPr>
         <w:t>5欲研究某地成年男性血红蛋白的参考值范围，现随机调查了该地12000名健康成年男性的血红蛋白，那么本次调查的总体是</w:t>
       </w:r>
@@ -254,7 +228,6 @@
       <w:r>
         <w:rPr>
           <w:rFonts w:ascii="Microsoft YaHei" w:hAnsi="Microsoft YaHei" w:eastAsia="Microsoft YaHei"/>
-          <w:sz w:val="22"/>
         </w:rPr>
         <w:t>A、该地所有成年男性</w:t>
       </w:r>
@@ -263,7 +236,6 @@
       <w:r>
         <w:rPr>
           <w:rFonts w:ascii="Microsoft YaHei" w:hAnsi="Microsoft YaHei" w:eastAsia="Microsoft YaHei"/>
-          <w:sz w:val="22"/>
         </w:rPr>
         <w:t>B、该地所有成年男性的血红蛋白值</w:t>
       </w:r>
@@ -272,7 +244,6 @@
       <w:r>
         <w:rPr>
           <w:rFonts w:ascii="Microsoft YaHei" w:hAnsi="Microsoft YaHei" w:eastAsia="Microsoft YaHei"/>
-          <w:sz w:val="22"/>
         </w:rPr>
         <w:t>C、该地所有健康成年男性的血红蛋白值</w:t>
       </w:r>
@@ -281,7 +252,6 @@
       <w:r>
         <w:rPr>
           <w:rFonts w:ascii="Microsoft YaHei" w:hAnsi="Microsoft YaHei" w:eastAsia="Microsoft YaHei"/>
-          <w:sz w:val="22"/>
         </w:rPr>
         <w:t>D、抽取的这12000名健康成年男性</w:t>
       </w:r>
@@ -290,7 +260,6 @@
       <w:r>
         <w:rPr>
           <w:rFonts w:ascii="Microsoft YaHei" w:hAnsi="Microsoft YaHei" w:eastAsia="Microsoft YaHei"/>
-          <w:sz w:val="22"/>
         </w:rPr>
         <w:t>E、抽取的这12000名健康成年男性的血红蛋白值</w:t>
       </w:r>
@@ -300,7 +269,6 @@
       <w:r>
         <w:rPr>
           <w:rFonts w:ascii="Microsoft YaHei" w:hAnsi="Microsoft YaHei" w:eastAsia="Microsoft YaHei"/>
-          <w:sz w:val="22"/>
         </w:rPr>
         <w:t>6某医生对200名糖尿病患者采用某新疗法进行治疗，该研究的总体是</w:t>
       </w:r>
@@ -309,7 +277,6 @@
       <w:r>
         <w:rPr>
           <w:rFonts w:ascii="Microsoft YaHei" w:hAnsi="Microsoft YaHei" w:eastAsia="Microsoft YaHei"/>
-          <w:sz w:val="22"/>
         </w:rPr>
         <w:t>A、全院收治的糖尿病患者的血糖值</w:t>
       </w:r>
@@ -318,7 +285,6 @@
       <w:r>
         <w:rPr>
           <w:rFonts w:ascii="Microsoft YaHei" w:hAnsi="Microsoft YaHei" w:eastAsia="Microsoft YaHei"/>
-          <w:sz w:val="22"/>
         </w:rPr>
         <w:t>B、该医生收治的所有糖尿病患者的血糖值</w:t>
       </w:r>
@@ -327,7 +293,6 @@
       <w:r>
         <w:rPr>
           <w:rFonts w:ascii="Microsoft YaHei" w:hAnsi="Microsoft YaHei" w:eastAsia="Microsoft YaHei"/>
-          <w:sz w:val="22"/>
         </w:rPr>
         <w:t>C、接受该新疗法的所有糖尿病患者的血糖值</w:t>
       </w:r>
@@ -336,7 +301,6 @@
       <w:r>
         <w:rPr>
           <w:rFonts w:ascii="Microsoft YaHei" w:hAnsi="Microsoft YaHei" w:eastAsia="Microsoft YaHei"/>
-          <w:sz w:val="22"/>
         </w:rPr>
         <w:t>D、所有糖尿病患者的血糖值</w:t>
       </w:r>
@@ -345,7 +309,6 @@
       <w:r>
         <w:rPr>
           <w:rFonts w:ascii="Microsoft YaHei" w:hAnsi="Microsoft YaHei" w:eastAsia="Microsoft YaHei"/>
-          <w:sz w:val="22"/>
         </w:rPr>
         <w:t>E、这200名糖尿病患者的血糖值</w:t>
       </w:r>
@@ -355,7 +318,6 @@
       <w:r>
         <w:rPr>
           <w:rFonts w:ascii="Microsoft YaHei" w:hAnsi="Microsoft YaHei" w:eastAsia="Microsoft YaHei"/>
-          <w:sz w:val="22"/>
         </w:rPr>
         <w:t>7以下对概率描述错误的是</w:t>
       </w:r>
@@ -364,7 +326,6 @@
       <w:r>
         <w:rPr>
           <w:rFonts w:ascii="Microsoft YaHei" w:hAnsi="Microsoft YaHei" w:eastAsia="Microsoft YaHei"/>
-          <w:sz w:val="22"/>
         </w:rPr>
         <w:t>A、概率值界于0和1之间</w:t>
       </w:r>
@@ -373,7 +334,6 @@
       <w:r>
         <w:rPr>
           <w:rFonts w:ascii="Microsoft YaHei" w:hAnsi="Microsoft YaHei" w:eastAsia="Microsoft YaHei"/>
-          <w:sz w:val="22"/>
         </w:rPr>
         <w:t>B、必然事件发生的概率为1</w:t>
       </w:r>
@@ -382,7 +342,6 @@
       <w:r>
         <w:rPr>
           <w:rFonts w:ascii="Microsoft YaHei" w:hAnsi="Microsoft YaHei" w:eastAsia="Microsoft YaHei"/>
-          <w:sz w:val="22"/>
         </w:rPr>
         <w:t>C、概率用于描述某样本事件发生的强度</w:t>
       </w:r>
@@ -391,7 +350,6 @@
       <w:r>
         <w:rPr>
           <w:rFonts w:ascii="Microsoft YaHei" w:hAnsi="Microsoft YaHei" w:eastAsia="Microsoft YaHei"/>
-          <w:sz w:val="22"/>
         </w:rPr>
         <w:t>D、样本含量足够大时，频率接近概率</w:t>
       </w:r>
@@ -400,7 +358,6 @@
       <w:r>
         <w:rPr>
           <w:rFonts w:ascii="Microsoft YaHei" w:hAnsi="Microsoft YaHei" w:eastAsia="Microsoft YaHei"/>
-          <w:sz w:val="22"/>
         </w:rPr>
         <w:t>E、当随机事件发生的概率小于0.05或0.01时常称为小概率事件</w:t>
       </w:r>
@@ -410,7 +367,6 @@
       <w:r>
         <w:rPr>
           <w:rFonts w:ascii="Microsoft YaHei" w:hAnsi="Microsoft YaHei" w:eastAsia="Microsoft YaHei"/>
-          <w:sz w:val="22"/>
         </w:rPr>
         <w:t>8关于系统误差、测量误差和抽样误差下述正确的是</w:t>
       </w:r>
@@ -419,7 +375,6 @@
       <w:r>
         <w:rPr>
           <w:rFonts w:ascii="Microsoft YaHei" w:hAnsi="Microsoft YaHei" w:eastAsia="Microsoft YaHei"/>
-          <w:sz w:val="22"/>
         </w:rPr>
         <w:t>A、系统误差和测量误差不可避免</w:t>
       </w:r>
@@ -428,7 +383,6 @@
       <w:r>
         <w:rPr>
           <w:rFonts w:ascii="Microsoft YaHei" w:hAnsi="Microsoft YaHei" w:eastAsia="Microsoft YaHei"/>
-          <w:sz w:val="22"/>
         </w:rPr>
         <w:t>B、系统误差和抽样误差不可避免</w:t>
       </w:r>
@@ -437,7 +391,6 @@
       <w:r>
         <w:rPr>
           <w:rFonts w:ascii="Microsoft YaHei" w:hAnsi="Microsoft YaHei" w:eastAsia="Microsoft YaHei"/>
-          <w:sz w:val="22"/>
         </w:rPr>
         <w:t>C、测量误差和抽样误差不可避免</w:t>
       </w:r>
@@ -446,7 +399,6 @@
       <w:r>
         <w:rPr>
           <w:rFonts w:ascii="Microsoft YaHei" w:hAnsi="Microsoft YaHei" w:eastAsia="Microsoft YaHei"/>
-          <w:sz w:val="22"/>
         </w:rPr>
         <w:t>D、三种误差都不可避免</w:t>
       </w:r>
@@ -455,7 +407,6 @@
       <w:r>
         <w:rPr>
           <w:rFonts w:ascii="Microsoft YaHei" w:hAnsi="Microsoft YaHei" w:eastAsia="Microsoft YaHei"/>
-          <w:sz w:val="22"/>
         </w:rPr>
         <w:t>E、三种误差都可以避免</w:t>
       </w:r>
@@ -465,7 +416,6 @@
       <w:r>
         <w:rPr>
           <w:rFonts w:ascii="Microsoft YaHei" w:hAnsi="Microsoft YaHei" w:eastAsia="Microsoft YaHei"/>
-          <w:sz w:val="22"/>
         </w:rPr>
         <w:t>9统计分析的主要内容有</w:t>
       </w:r>
@@ -474,7 +424,6 @@
       <w:r>
         <w:rPr>
           <w:rFonts w:ascii="Microsoft YaHei" w:hAnsi="Microsoft YaHei" w:eastAsia="Microsoft YaHei"/>
-          <w:sz w:val="22"/>
         </w:rPr>
         <w:t>A、统计描述和正常值范围的估计</w:t>
       </w:r>
@@ -483,7 +432,6 @@
       <w:r>
         <w:rPr>
           <w:rFonts w:ascii="Microsoft YaHei" w:hAnsi="Microsoft YaHei" w:eastAsia="Microsoft YaHei"/>
-          <w:sz w:val="22"/>
         </w:rPr>
         <w:t>B、统计描述和可信区间的估计</w:t>
       </w:r>
@@ -492,7 +440,6 @@
       <w:r>
         <w:rPr>
           <w:rFonts w:ascii="Microsoft YaHei" w:hAnsi="Microsoft YaHei" w:eastAsia="Microsoft YaHei"/>
-          <w:sz w:val="22"/>
         </w:rPr>
         <w:t>C、统计图表和与假设检验</w:t>
       </w:r>
@@ -501,7 +448,6 @@
       <w:r>
         <w:rPr>
           <w:rFonts w:ascii="Microsoft YaHei" w:hAnsi="Microsoft YaHei" w:eastAsia="Microsoft YaHei"/>
-          <w:sz w:val="22"/>
         </w:rPr>
         <w:t>D、统计描述和统计推断</w:t>
       </w:r>
@@ -510,7 +456,6 @@
       <w:r>
         <w:rPr>
           <w:rFonts w:ascii="Microsoft YaHei" w:hAnsi="Microsoft YaHei" w:eastAsia="Microsoft YaHei"/>
-          <w:sz w:val="22"/>
         </w:rPr>
         <w:t>E、统计预测与统计控制</w:t>
       </w:r>
@@ -520,7 +465,6 @@
       <w:r>
         <w:rPr>
           <w:rFonts w:ascii="Microsoft YaHei" w:hAnsi="Microsoft YaHei" w:eastAsia="Microsoft YaHei"/>
-          <w:sz w:val="22"/>
         </w:rPr>
         <w:t>10统计工作的步骤为</w:t>
       </w:r>
@@ -529,7 +473,6 @@
       <w:r>
         <w:rPr>
           <w:rFonts w:ascii="Microsoft YaHei" w:hAnsi="Microsoft YaHei" w:eastAsia="Microsoft YaHei"/>
-          <w:sz w:val="22"/>
         </w:rPr>
         <w:t>A、研究设计、调查、整理资料、分析资料</w:t>
       </w:r>
@@ -538,7 +481,6 @@
       <w:r>
         <w:rPr>
           <w:rFonts w:ascii="Microsoft YaHei" w:hAnsi="Microsoft YaHei" w:eastAsia="Microsoft YaHei"/>
-          <w:sz w:val="22"/>
         </w:rPr>
         <w:t>B、研究设计、试验、整理资料、统计推断</w:t>
       </w:r>
@@ -547,7 +489,6 @@
       <w:r>
         <w:rPr>
           <w:rFonts w:ascii="Microsoft YaHei" w:hAnsi="Microsoft YaHei" w:eastAsia="Microsoft YaHei"/>
-          <w:sz w:val="22"/>
         </w:rPr>
         <w:t>C、研究设计、搜集资料、整理资料、分析资料</w:t>
       </w:r>
@@ -556,7 +497,6 @@
       <w:r>
         <w:rPr>
           <w:rFonts w:ascii="Microsoft YaHei" w:hAnsi="Microsoft YaHei" w:eastAsia="Microsoft YaHei"/>
-          <w:sz w:val="22"/>
         </w:rPr>
         <w:t>D、研究设计、调查和试验、统计描述、统计推断</w:t>
       </w:r>
@@ -565,7 +505,6 @@
       <w:r>
         <w:rPr>
           <w:rFonts w:ascii="Microsoft YaHei" w:hAnsi="Microsoft YaHei" w:eastAsia="Microsoft YaHei"/>
-          <w:sz w:val="22"/>
         </w:rPr>
         <w:t>E、研究设计、统计描述、统计推断、统计图表</w:t>
       </w:r>
@@ -945,7 +884,7 @@
     <w:rsid w:val="00FC693F"/>
     <w:rPr>
       <w:rFonts w:ascii="Microsoft YaHei" w:hAnsi="Microsoft YaHei" w:eastAsia="Microsoft YaHei"/>
-      <w:sz w:val="22"/>
+      <w:sz w:val="21"/>
     </w:rPr>
   </w:style>
   <w:style w:type="paragraph" w:styleId="Header">
